--- a/Templates/Письмо ПУ ФСБ И НВМБ.docx
+++ b/Templates/Письмо ПУ ФСБ И НВМБ.docx
@@ -86,13 +86,23 @@
                 <w:szCs w:val="24"/>
               </w:rPr>
             </w:pPr>
+            <w:proofErr w:type="spellStart"/>
             <w:r>
               <w:rPr>
                 <w:rFonts w:ascii="Monotype Corsiva" w:hAnsi="Monotype Corsiva" w:cs="Calibri"/>
                 <w:sz w:val="24"/>
                 <w:szCs w:val="24"/>
               </w:rPr>
-              <w:t>ул, Новороссийской Республики, д. 80, кв. 1</w:t>
+              <w:t>ул</w:t>
+            </w:r>
+            <w:proofErr w:type="spellEnd"/>
+            <w:r>
+              <w:rPr>
+                <w:rFonts w:ascii="Monotype Corsiva" w:hAnsi="Monotype Corsiva" w:cs="Calibri"/>
+                <w:sz w:val="24"/>
+                <w:szCs w:val="24"/>
+              </w:rPr>
+              <w:t>, Новороссийской Республики, д. 80, кв. 1</w:t>
             </w:r>
           </w:p>
           <w:p>
@@ -130,7 +140,25 @@
                 <w:sz w:val="24"/>
                 <w:szCs w:val="24"/>
               </w:rPr>
-              <w:t xml:space="preserve">      Тел. диспетчера + 7 900 272 85 51, e-mail: aquatechexpert@mail.ru</w:t>
+              <w:t xml:space="preserve">      Тел. диспетчера + 7 900 272 85 51, </w:t>
+            </w:r>
+            <w:proofErr w:type="spellStart"/>
+            <w:r>
+              <w:rPr>
+                <w:rFonts w:ascii="Monotype Corsiva" w:hAnsi="Monotype Corsiva" w:cs="Calibri"/>
+                <w:sz w:val="24"/>
+                <w:szCs w:val="24"/>
+              </w:rPr>
+              <w:t>e-mail</w:t>
+            </w:r>
+            <w:proofErr w:type="spellEnd"/>
+            <w:r>
+              <w:rPr>
+                <w:rFonts w:ascii="Monotype Corsiva" w:hAnsi="Monotype Corsiva" w:cs="Calibri"/>
+                <w:sz w:val="24"/>
+                <w:szCs w:val="24"/>
+              </w:rPr>
+              <w:t>: aquatechexpert@mail.ru</w:t>
             </w:r>
           </w:p>
         </w:tc>
@@ -153,7 +181,7 @@
           <w:noProof/>
         </w:rPr>
         <w:drawing>
-          <wp:anchor distT="0" distB="0" distL="114300" distR="114300" simplePos="0" relativeHeight="251657728" behindDoc="1" locked="0" layoutInCell="1" allowOverlap="1" wp14:anchorId="592AD9AB" wp14:editId="6C2884ED">
+          <wp:anchor distT="0" distB="0" distL="114300" distR="114300" simplePos="0" relativeHeight="251657728" behindDoc="1" locked="0" layoutInCell="1" allowOverlap="1" wp14:anchorId="592AD9AB" wp14:editId="0CB7C468">
             <wp:simplePos x="0" y="0"/>
             <wp:positionH relativeFrom="column">
               <wp:posOffset>450215</wp:posOffset>
@@ -325,9 +353,11 @@
       <w:r>
         <w:t xml:space="preserve"> </w:t>
       </w:r>
+      <w:proofErr w:type="spellStart"/>
       <w:r>
         <w:t>Исх</w:t>
       </w:r>
+      <w:proofErr w:type="spellEnd"/>
       <w:r>
         <w:rPr>
           <w:lang w:val="en-US"/>
@@ -338,12 +368,26 @@
         <w:rPr>
           <w:lang w:val="en-US"/>
         </w:rPr>
-        <w:t>{{doc_number}}</w:t>
-      </w:r>
+        <w:t>{{</w:t>
+      </w:r>
+      <w:proofErr w:type="spellStart"/>
       <w:r>
         <w:rPr>
           <w:lang w:val="en-US"/>
         </w:rPr>
+        <w:t>doc_number</w:t>
+      </w:r>
+      <w:proofErr w:type="spellEnd"/>
+      <w:r>
+        <w:rPr>
+          <w:lang w:val="en-US"/>
+        </w:rPr>
+        <w:t>}}</w:t>
+      </w:r>
+      <w:r>
+        <w:rPr>
+          <w:lang w:val="en-US"/>
+        </w:rPr>
         <w:t xml:space="preserve"> </w:t>
       </w:r>
       <w:r>
@@ -359,7 +403,21 @@
         <w:rPr>
           <w:lang w:val="en-US"/>
         </w:rPr>
-        <w:t>{{current_date}}</w:t>
+        <w:t>{{</w:t>
+      </w:r>
+      <w:proofErr w:type="spellStart"/>
+      <w:r>
+        <w:rPr>
+          <w:lang w:val="en-US"/>
+        </w:rPr>
+        <w:t>current_date</w:t>
+      </w:r>
+      <w:proofErr w:type="spellEnd"/>
+      <w:r>
+        <w:rPr>
+          <w:lang w:val="en-US"/>
+        </w:rPr>
+        <w:t>}}</w:t>
       </w:r>
     </w:p>
     <w:p>
@@ -531,6 +589,7 @@
         </w:rPr>
         <w:t xml:space="preserve">                                                                                                    </w:t>
       </w:r>
+      <w:proofErr w:type="spellStart"/>
       <w:r>
         <w:rPr>
           <w:rFonts w:ascii="Times New Roman" w:hAnsi="Times New Roman"/>
@@ -559,7 +618,18 @@
           <w:szCs w:val="23"/>
           <w:lang w:eastAsia="ru-RU"/>
         </w:rPr>
-        <w:t>мичеву  Е.А.</w:t>
+        <w:t>мичеву</w:t>
+      </w:r>
+      <w:proofErr w:type="spellEnd"/>
+      <w:r>
+        <w:rPr>
+          <w:rFonts w:ascii="Times New Roman" w:hAnsi="Times New Roman"/>
+          <w:color w:val="000000"/>
+          <w:sz w:val="23"/>
+          <w:szCs w:val="23"/>
+          <w:lang w:eastAsia="ru-RU"/>
+        </w:rPr>
+        <w:t xml:space="preserve">  Е.А.</w:t>
       </w:r>
     </w:p>
     <w:p>
@@ -636,7 +706,29 @@
           <w:szCs w:val="23"/>
           <w:lang w:eastAsia="ru-RU"/>
         </w:rPr>
-        <w:t xml:space="preserve">Контр-адмиралу Кочемазову В.Н. </w:t>
+        <w:t xml:space="preserve">Контр-адмиралу </w:t>
+      </w:r>
+      <w:proofErr w:type="spellStart"/>
+      <w:r>
+        <w:rPr>
+          <w:rFonts w:ascii="Times New Roman" w:hAnsi="Times New Roman"/>
+          <w:color w:val="000000"/>
+          <w:sz w:val="23"/>
+          <w:szCs w:val="23"/>
+          <w:lang w:eastAsia="ru-RU"/>
+        </w:rPr>
+        <w:t>Кочемазову</w:t>
+      </w:r>
+      <w:proofErr w:type="spellEnd"/>
+      <w:r>
+        <w:rPr>
+          <w:rFonts w:ascii="Times New Roman" w:hAnsi="Times New Roman"/>
+          <w:color w:val="000000"/>
+          <w:sz w:val="23"/>
+          <w:szCs w:val="23"/>
+          <w:lang w:eastAsia="ru-RU"/>
+        </w:rPr>
+        <w:t xml:space="preserve"> В.Н. </w:t>
       </w:r>
     </w:p>
     <w:p>
@@ -948,7 +1040,15 @@
         <w:jc w:val="both"/>
       </w:pPr>
       <w:r>
-        <w:t>- «Урал» судовой билет 200812224 от 17.09.2019, зарегистрированный под 10116649 от 16.09.2019. судовладелец - Куралесов Вячеслав Яковлевич.</w:t>
+        <w:t xml:space="preserve">- «Урал» судовой билет 200812224 от 17.09.2019, зарегистрированный под 10116649 от 16.09.2019. судовладелец - </w:t>
+      </w:r>
+      <w:proofErr w:type="spellStart"/>
+      <w:r>
+        <w:t>Куралесов</w:t>
+      </w:r>
+      <w:proofErr w:type="spellEnd"/>
+      <w:r>
+        <w:t xml:space="preserve"> Вячеслав Яковлевич.</w:t>
       </w:r>
     </w:p>
     <w:p>
@@ -1017,7 +1117,15 @@
         <w:t xml:space="preserve"> </w:t>
       </w:r>
       <w:r>
-        <w:t>{{date_start}}</w:t>
+        <w:t>{{</w:t>
+      </w:r>
+      <w:proofErr w:type="spellStart"/>
+      <w:r>
+        <w:t>date_start</w:t>
+      </w:r>
+      <w:proofErr w:type="spellEnd"/>
+      <w:r>
+        <w:t>}}</w:t>
       </w:r>
       <w:r>
         <w:t xml:space="preserve"> </w:t>
@@ -1026,7 +1134,15 @@
         <w:t xml:space="preserve">по </w:t>
       </w:r>
       <w:r>
-        <w:t>{{date_end}}</w:t>
+        <w:t>{{</w:t>
+      </w:r>
+      <w:proofErr w:type="spellStart"/>
+      <w:r>
+        <w:t>date_end</w:t>
+      </w:r>
+      <w:proofErr w:type="spellEnd"/>
+      <w:r>
+        <w:t>}}</w:t>
       </w:r>
       <w:r>
         <w:t xml:space="preserve"> в </w:t>
@@ -1064,7 +1180,7 @@
         <w:t xml:space="preserve">Количество водолазов </w:t>
       </w:r>
       <w:r>
-        <w:t>6</w:t>
+        <w:t>5</w:t>
       </w:r>
       <w:r>
         <w:t xml:space="preserve"> человек.</w:t>
@@ -1076,9 +1192,6 @@
         <w:ind w:left="1068"/>
         <w:jc w:val="both"/>
       </w:pPr>
-      <w:r>
-        <w:t>- Белявин Денис Олегович - руководитель водолазных работ, водолаз 7 разряда, 15.10.1987 года рождения, паспорт серия 7607 номер 304836, выдан Отделением УФМС России по Читинской области в Читинском Районе 26.02.2008;</w:t>
-      </w:r>
     </w:p>
     <w:p>
       <w:pPr>
@@ -1086,6 +1199,9 @@
         <w:ind w:left="1068"/>
         <w:jc w:val="both"/>
       </w:pPr>
+      <w:r>
+        <w:t>- Юрченко Максим Игоревич - водолаз 6 разряда, руководитель водолазных спусков, 24.03.1988 года рождения, паспорт серия 3914 номер 977138, выдан Отделом УФМС России по Республике Крым и г. Севастополю в г. Керчь 21.04.2016;</w:t>
+      </w:r>
     </w:p>
     <w:p>
       <w:pPr>
@@ -1093,9 +1209,6 @@
         <w:ind w:left="1068"/>
         <w:jc w:val="both"/>
       </w:pPr>
-      <w:r>
-        <w:t>- Юрченко Максим Игоревич - водолаз 6 разряда, руководитель водолазных спусков, 24.03.1988 года рождения, паспорт серия 3914 номер 977138, выдан Отделом УФМС России по Республике Крым и г. Севастополю в г. Керчь 21.04.2016;</w:t>
-      </w:r>
     </w:p>
     <w:p>
       <w:pPr>
@@ -1103,6 +1216,9 @@
         <w:ind w:left="1068"/>
         <w:jc w:val="both"/>
       </w:pPr>
+      <w:r>
+        <w:t>- Никитченко Игорь Геннадьевич - водолаз 5 разряда, ответственный за медицинское и техническое обеспечение, 11.07.1982 года рождения, паспорт серия 0305 номер 168218 выдан Управлением Внутренних дел Центрального округа гор. Новороссийска Краснодарского края 22.11.2003;</w:t>
+      </w:r>
     </w:p>
     <w:p>
       <w:pPr>
@@ -1110,9 +1226,6 @@
         <w:ind w:left="1068"/>
         <w:jc w:val="both"/>
       </w:pPr>
-      <w:r>
-        <w:t>- Никитченко Игорь Геннадьевич - водолаз 5 разряда, ответственный за медицинское и техническое обеспечение, 11.07.1982 года рождения, паспорт серия 0305 номер 168218 выдан Управлением Внутренних дел Центрального округа гор. Новороссийска Краснодарского края 22.11.2003;</w:t>
-      </w:r>
     </w:p>
     <w:p>
       <w:pPr>
@@ -1120,6 +1233,9 @@
         <w:ind w:left="1068"/>
         <w:jc w:val="both"/>
       </w:pPr>
+      <w:r>
+        <w:t>- Соколов Федор Сергеевич - водолаз 5 разряда, работающий водолаз, 01.04.2000 года рождения, паспорт серия 0319 номер 511504 выдан ГУ МВД России по Краснодарскому краю 28.04.2020;</w:t>
+      </w:r>
     </w:p>
     <w:p>
       <w:pPr>
@@ -1127,9 +1243,6 @@
         <w:ind w:left="1068"/>
         <w:jc w:val="both"/>
       </w:pPr>
-      <w:r>
-        <w:t>- Соколов Федор Сергеевич - водолаз 5 разряда, работающий водолаз, 01.04.2000 года рождения, паспорт серия 0319 номер 511504 выдан ГУ МВД России по Краснодарскому краю 28.04.2020;</w:t>
-      </w:r>
     </w:p>
     <w:p>
       <w:pPr>
@@ -1137,6 +1250,10 @@
         <w:ind w:left="1068"/>
         <w:jc w:val="both"/>
       </w:pPr>
+      <w:r>
+        <w:lastRenderedPageBreak/>
+        <w:t>- Громыко Анатолий Анатольевич – водолаз 5 разряда, работающий водолаз, 22.03.1982 года рождения, паспорт серия 0305 номер 859412, выдан Отделом внутренних дел Приморского округа города Новороссийска Краснодарского края 17.06.2005;</w:t>
+      </w:r>
     </w:p>
     <w:p>
       <w:pPr>
@@ -1144,9 +1261,6 @@
         <w:ind w:left="1068"/>
         <w:jc w:val="both"/>
       </w:pPr>
-      <w:r>
-        <w:t>- Громыко Анатолий Анатольевич – водолаз 5 разряда, работающий водолаз, 22.03.1982 года рождения, паспорт серия 0305 номер 859412, выдан Отделом внутренних дел Приморского округа города Новороссийска Краснодарского края 17.06.2005;</w:t>
-      </w:r>
     </w:p>
     <w:p>
       <w:pPr>
@@ -1154,6 +1268,9 @@
         <w:ind w:left="1068"/>
         <w:jc w:val="both"/>
       </w:pPr>
+      <w:r>
+        <w:t>- Мацкевич Артём Михайлович – водолаз 5 разряда, работающий водолаз, 17.10.1991 года рождения, паспорт серия 0312 номер 014942, выдан Отделением в Центральном округе г. Новороссийска ОУФМС России по Краснодарскому краю в г. Новороссийске 16.06.2012.</w:t>
+      </w:r>
     </w:p>
     <w:p>
       <w:pPr>
@@ -1161,16 +1278,6 @@
         <w:ind w:left="1068"/>
         <w:jc w:val="both"/>
       </w:pPr>
-      <w:r>
-        <w:t>- Мацкевич Артём Михайлович – водолаз 5 разряда, работающий водолаз, 17.10.1991 года рождения, паспорт серия 0312 номер 014942, выдан Отделением в Центральном округе г. Новороссийска ОУФМС России по Краснодарскому краю в г. Новороссийске 16.06.2012.</w:t>
-      </w:r>
-    </w:p>
-    <w:p>
-      <w:pPr>
-        <w:pStyle w:val="Default"/>
-        <w:ind w:left="1068"/>
-        <w:jc w:val="both"/>
-      </w:pPr>
     </w:p>
     <w:p>
       <w:pPr>
@@ -1190,7 +1297,15 @@
         <w:t xml:space="preserve">    </w:t>
       </w:r>
       <w:r>
-        <w:t>- Хлюстенко Пётр Валентинович</w:t>
+        <w:t xml:space="preserve">- </w:t>
+      </w:r>
+      <w:proofErr w:type="spellStart"/>
+      <w:r>
+        <w:t>Хлюстенко</w:t>
+      </w:r>
+      <w:proofErr w:type="spellEnd"/>
+      <w:r>
+        <w:t xml:space="preserve"> Пётр Валентинович</w:t>
       </w:r>
       <w:r>
         <w:t xml:space="preserve"> – капитан</w:t>
@@ -1211,6 +1326,30 @@
     <w:p>
       <w:pPr>
         <w:pStyle w:val="Default"/>
+        <w:jc w:val="both"/>
+      </w:pPr>
+      <w:r>
+        <w:t xml:space="preserve">                  </w:t>
+      </w:r>
+      <w:r>
+        <w:t xml:space="preserve">Судоводитель – </w:t>
+      </w:r>
+      <w:r>
+        <w:t>Логачев Юрий Николаевич</w:t>
+      </w:r>
+      <w:r>
+        <w:t xml:space="preserve"> – капитан.</w:t>
+      </w:r>
+    </w:p>
+    <w:p>
+      <w:pPr>
+        <w:pStyle w:val="Default"/>
+        <w:jc w:val="both"/>
+      </w:pPr>
+    </w:p>
+    <w:p>
+      <w:pPr>
+        <w:pStyle w:val="Default"/>
         <w:ind w:firstLine="708"/>
         <w:jc w:val="both"/>
         <w:rPr>
@@ -1273,7 +1412,15 @@
         <w:jc w:val="both"/>
       </w:pPr>
       <w:r>
-        <w:t>- «Урал» судовой билет 200812224 от 17.09.2019, зарегистрированный под 10116649 от 16.09.2019. судовладелец - Куралесов Вячеслав Яковлевич</w:t>
+        <w:t xml:space="preserve">- «Урал» судовой билет 200812224 от 17.09.2019, зарегистрированный под 10116649 от 16.09.2019. судовладелец - </w:t>
+      </w:r>
+      <w:proofErr w:type="spellStart"/>
+      <w:r>
+        <w:t>Куралесов</w:t>
+      </w:r>
+      <w:proofErr w:type="spellEnd"/>
+      <w:r>
+        <w:t xml:space="preserve"> Вячеслав Яковлевич</w:t>
       </w:r>
       <w:r>
         <w:t xml:space="preserve">. </w:t>
